--- a/word_reports/LP_0222_위치_216_London Boys_The Twelve Co.docx
+++ b/word_reports/LP_0222_위치_216_London Boys_The Twelve Co.docx
@@ -4,7 +4,7 @@
   <w:body>
     <w:p>
       <w:pPr>
-        <w:spacing w:after="280"/>
+        <w:spacing w:after="80"/>
       </w:pPr>
       <w:r>
         <w:rPr w:rFonts="맑은 고딕">
@@ -13,94 +13,47 @@
           <w:color w:val="1E3A8A"/>
           <w:sz w:val="30"/>
         </w:rPr>
-        <w:t>[216] London Boys - The Twelve Commandments of Dance</w:t>
+        <w:t>London Boys (런던 보이즈) - The Twelve Commandments of Dance</w:t>
       </w:r>
     </w:p>
     <w:p>
       <w:pPr>
-        <w:spacing w:after="320"/>
+        <w:spacing w:after="240"/>
       </w:pPr>
       <w:r>
         <w:rPr w:rFonts="맑은 고딕">
           <w:rFonts w:ascii="맑은 고딕" w:hAnsi="맑은 고딕" w:eastAsia="맑은 고딕"/>
           <w:b/>
-          <w:sz w:val="20"/>
+          <w:color w:val="4B5563"/>
+          <w:sz w:val="22"/>
         </w:rPr>
-        <w:t>■ 위치 : 216</w:t>
-        <w:br/>
-      </w:r>
-      <w:r>
-        <w:rPr w:rFonts="맑은 고딕">
-          <w:rFonts w:ascii="맑은 고딕" w:hAnsi="맑은 고딕" w:eastAsia="맑은 고딕"/>
-          <w:b/>
-          <w:sz w:val="20"/>
-        </w:rPr>
-        <w:t>■ 아티스트 : London Boys</w:t>
-        <w:br/>
-      </w:r>
-      <w:r>
-        <w:rPr w:rFonts="맑은 고딕">
-          <w:rFonts w:ascii="맑은 고딕" w:hAnsi="맑은 고딕" w:eastAsia="맑은 고딕"/>
-          <w:b/>
-          <w:sz w:val="20"/>
-        </w:rPr>
-        <w:t>■ 앨범명 : The Twelve Commandments of Dance</w:t>
-        <w:br/>
-      </w:r>
-      <w:r>
-        <w:rPr w:rFonts="맑은 고딕">
-          <w:rFonts w:ascii="맑은 고딕" w:hAnsi="맑은 고딕" w:eastAsia="맑은 고딕"/>
-          <w:b w:val="0"/>
-          <w:sz w:val="20"/>
-        </w:rPr>
-        <w:t>■ 음반 레이블 : TELDEC</w:t>
-        <w:br/>
-      </w:r>
-      <w:r>
-        <w:rPr w:rFonts="맑은 고딕">
-          <w:rFonts w:ascii="맑은 고딕" w:hAnsi="맑은 고딕" w:eastAsia="맑은 고딕"/>
-          <w:b w:val="0"/>
-          <w:sz w:val="20"/>
-        </w:rPr>
-        <w:t>■ 발매년도 : 1988</w:t>
-        <w:br/>
-      </w:r>
-      <w:r>
-        <w:rPr w:rFonts="맑은 고딕">
-          <w:rFonts w:ascii="맑은 고딕" w:hAnsi="맑은 고딕" w:eastAsia="맑은 고딕"/>
-          <w:b w:val="0"/>
-          <w:sz w:val="20"/>
-        </w:rPr>
-        <w:t>■ 장르 : 유로 디스코 (Euro Disco), 하이 에너지 (Hi-NRG), 댄스 팝 (Dance-Pop)</w:t>
-        <w:br/>
-      </w:r>
-      <w:r>
-        <w:rPr w:rFonts="맑은 고딕">
-          <w:rFonts w:ascii="맑은 고딕" w:hAnsi="맑은 고딕" w:eastAsia="맑은 고딕"/>
-          <w:b w:val="0"/>
-          <w:sz w:val="20"/>
-        </w:rPr>
-        <w:t>■ 주요 수록곡 : 1. Requiem</w:t>
-        <w:br/>
+        <w:t>위치 :  216</w:t>
       </w:r>
     </w:p>
     <w:p>
       <w:pPr>
-        <w:spacing w:after="160"/>
+        <w:spacing w:line="324" w:lineRule="auto" w:before="80" w:after="160"/>
       </w:pPr>
       <w:r>
         <w:rPr w:rFonts="맑은 고딕">
           <w:rFonts w:ascii="맑은 고딕" w:hAnsi="맑은 고딕" w:eastAsia="맑은 고딕"/>
           <w:b/>
           <w:color w:val="1F2937"/>
-          <w:sz w:val="24"/>
+          <w:sz w:val="22"/>
         </w:rPr>
-        <w:t>■ 음반 해설 및 감상 가이드</w:t>
+        <w:t xml:space="preserve">[음반 소개] </w:t>
+      </w:r>
+      <w:r>
+        <w:rPr w:rFonts="맑은 고딕">
+          <w:rFonts w:ascii="맑은 고딕" w:hAnsi="맑은 고딕" w:eastAsia="맑은 고딕"/>
+          <w:b w:val="0"/>
+          <w:sz w:val="21"/>
+        </w:rPr>
       </w:r>
     </w:p>
     <w:p>
       <w:pPr>
-        <w:spacing w:line="312" w:lineRule="auto" w:after="120"/>
+        <w:spacing w:line="324" w:lineRule="auto" w:after="120"/>
       </w:pPr>
       <w:r>
         <w:rPr w:rFonts="맑은 고딕">
@@ -108,51 +61,516 @@
           <w:b w:val="0"/>
           <w:sz w:val="21"/>
         </w:rPr>
-        <w:t>1988년에 발매된 런던 보이스(London Boys)의 데뷔 음반 《The Twelve Commandments of Dance》는 1980년대 후반 유로 디스코 신의 황금기를 상징하는 팝 음악사의 찬란한 유산입니다. 영국 출신의 듀오 에뎀 에프라임(Edem Ephraim)과 데니스 풀러(Dennis Fuller)가 선보인 이 음반은 천재 프로듀서 랄프 레네 모에(Ralf René Maué)의 세련된 프로덕션과 결합하여, 유럽 전역은 물론 영국 팝 차트 상위권을 휩쓸며 폭발적인 대중적 성공을 거두었습니다.</w:t>
+        <w:t>1980년대 후반 유로 댄스 팝의 찬란한 황금기를 관통하며 청춘의 심장 박동을 세련된 신스 사운드로 아로새긴 불멸의 역작입니다. 런던 보이즈의 데뷔작이자 커리어의 정점인 이 음반은 단순한 댄스 플로어의 열기를 넘어, 낭만과 활력이 찬란하게 교차하던 한 시대의 숨결을 고스란히 품고 있습니다. 턴테이블 위에서 회전하는 소리골 속에 깃든 이들의 멜로디는 반세기가 흘러도 퇴색되지 않는 아련한 향수와 순수한 고양감을 선사합니다.</w:t>
       </w:r>
     </w:p>
     <w:p>
       <w:pPr>
-        <w:spacing w:line="312" w:lineRule="auto" w:after="120"/>
+        <w:spacing w:line="324" w:lineRule="auto" w:before="200" w:after="80"/>
       </w:pPr>
+      <w:r>
+        <w:rPr w:rFonts="맑은 고딕">
+          <w:rFonts w:ascii="맑은 고딕" w:hAnsi="맑은 고딕" w:eastAsia="맑은 고딕"/>
+          <w:b/>
+          <w:color w:val="1E3A8A"/>
+          <w:sz w:val="24"/>
+        </w:rPr>
+        <w:t>1. 음반 데이터</w:t>
+      </w:r>
+    </w:p>
+    <w:p>
+      <w:pPr>
+        <w:spacing w:line="324" w:lineRule="auto" w:after="80"/>
+      </w:pPr>
+      <w:r>
+        <w:rPr w:rFonts="맑은 고딕">
+          <w:rFonts w:ascii="맑은 고딕" w:hAnsi="맑은 고딕" w:eastAsia="맑은 고딕"/>
+          <w:b w:val="0"/>
+          <w:color w:val="6B7280"/>
+          <w:sz w:val="21"/>
+        </w:rPr>
+        <w:t xml:space="preserve">· </w:t>
+      </w:r>
+      <w:r>
+        <w:rPr w:rFonts="맑은 고딕">
+          <w:rFonts w:ascii="맑은 고딕" w:hAnsi="맑은 고딕" w:eastAsia="맑은 고딕"/>
+          <w:b/>
+          <w:color w:val="1F2937"/>
+          <w:sz w:val="21"/>
+        </w:rPr>
+        <w:t xml:space="preserve">앨범명: </w:t>
+      </w:r>
       <w:r>
         <w:rPr w:rFonts="맑은 고딕">
           <w:rFonts w:ascii="맑은 고딕" w:hAnsi="맑은 고딕" w:eastAsia="맑은 고딕"/>
           <w:b w:val="0"/>
           <w:sz w:val="21"/>
         </w:rPr>
-        <w:t>본 작의 음악적 정수는 강렬하게 질주하는 하이 에너지(Hi-NRG) 리듬과 한 번 들으면 잊히지 않는 직관적인 멜로디 라인의 완벽한 결합에 있습니다. 화려한 신시사이저 리프와 아날로그 비트 위로 더해진 두 멤버의 역동적이고 에너지 넘치는 보컬은 앨범 전체에 넘치는 생동감을 불어넣습니다. 특히 오케스트라 사운드 샘플링과 전자 음향의 극적인 배치는 댄스 음악임에도 불구하고 깊은 서사성과 웅장한 공간감을 선사합니다.</w:t>
+        <w:t>The Twelve Commandments of Dance</w:t>
       </w:r>
     </w:p>
     <w:p>
       <w:pPr>
-        <w:spacing w:line="312" w:lineRule="auto" w:after="120"/>
+        <w:spacing w:line="324" w:lineRule="auto" w:after="80"/>
       </w:pPr>
+      <w:r>
+        <w:rPr w:rFonts="맑은 고딕">
+          <w:rFonts w:ascii="맑은 고딕" w:hAnsi="맑은 고딕" w:eastAsia="맑은 고딕"/>
+          <w:b w:val="0"/>
+          <w:color w:val="6B7280"/>
+          <w:sz w:val="21"/>
+        </w:rPr>
+        <w:t xml:space="preserve">· </w:t>
+      </w:r>
+      <w:r>
+        <w:rPr w:rFonts="맑은 고딕">
+          <w:rFonts w:ascii="맑은 고딕" w:hAnsi="맑은 고딕" w:eastAsia="맑은 고딕"/>
+          <w:b/>
+          <w:color w:val="1F2937"/>
+          <w:sz w:val="21"/>
+        </w:rPr>
+        <w:t xml:space="preserve">아티스트: </w:t>
+      </w:r>
       <w:r>
         <w:rPr w:rFonts="맑은 고딕">
           <w:rFonts w:ascii="맑은 고딕" w:hAnsi="맑은 고딕" w:eastAsia="맑은 고딕"/>
           <w:b w:val="0"/>
           <w:sz w:val="21"/>
         </w:rPr>
-        <w:t>앨범의 수록곡들은 유로 댄스 음악이 도달할 수 있는 극상의 완성도를 보여줍니다. 장엄한 클래식풍 코러스와 비장한 디스코 비트가 어우러진 ‘Requiem’은 유로 디스코 장르의 불후의 명곡으로 평가받으며, 영국 싱글 차트 2위까지 오른 ‘London Nights’는 화려한 도시의 야경과 열정을 감각적인 멜로디로 풀어낸 명곡입니다. 또한 ‘Harlem Desire’와 ‘My Love’ 등 수록곡 전반에 걸쳐 유려하게 흐르는 비트와 중독성 강한 후크는 청자에게 쉴 틈 없는 청각적 쾌감을 선사합니다.</w:t>
+        <w:t>London Boys (런던 보이즈)</w:t>
       </w:r>
     </w:p>
     <w:p>
       <w:pPr>
-        <w:spacing w:line="312" w:lineRule="auto" w:after="120"/>
+        <w:spacing w:line="324" w:lineRule="auto" w:after="80"/>
       </w:pPr>
+      <w:r>
+        <w:rPr w:rFonts="맑은 고딕">
+          <w:rFonts w:ascii="맑은 고딕" w:hAnsi="맑은 고딕" w:eastAsia="맑은 고딕"/>
+          <w:b w:val="0"/>
+          <w:color w:val="6B7280"/>
+          <w:sz w:val="21"/>
+        </w:rPr>
+        <w:t xml:space="preserve">· </w:t>
+      </w:r>
+      <w:r>
+        <w:rPr w:rFonts="맑은 고딕">
+          <w:rFonts w:ascii="맑은 고딕" w:hAnsi="맑은 고딕" w:eastAsia="맑은 고딕"/>
+          <w:b/>
+          <w:color w:val="1F2937"/>
+          <w:sz w:val="21"/>
+        </w:rPr>
+        <w:t xml:space="preserve">발매 정보: </w:t>
+      </w:r>
       <w:r>
         <w:rPr w:rFonts="맑은 고딕">
           <w:rFonts w:ascii="맑은 고딕" w:hAnsi="맑은 고딕" w:eastAsia="맑은 고딕"/>
           <w:b w:val="0"/>
           <w:sz w:val="21"/>
         </w:rPr>
-        <w:t>《The Twelve Commandments of Dance》는 단순한 흥겨운 댄스 음반을 넘어, 80년대 팝 문화의 화려함과 아날로그 감성이 접목된 시대의 걸작입니다. LP의 미세한 홈을 타고 울려 퍼지는 풍성한 저음과 신시사이저의 입체적인 사운드는 당시 클럽 문화의 열기와 낭만을 가슴속 깊이 재생시켜 줍니다. 감각적인 리듬과 품격 있는 멜로디가 어우러진 이 명반은 오랜 시간이 지난 오늘날에도 유로 디스코의 영원한 클래식으로서 그 가치를 찬란하게 빛내고 있습니다.</w:t>
+        <w:t>1988년 독일 텔덱(Teldec) 레이블에서 발매된 후, 유럽 전역의 폭발적인 성원에 힘입어 1989년 트랙을 보강하여 전 세계에 재발매된 런던 보이즈의 공식 데뷔 정규 음반입니다. 천재적인 프로듀서 랄프 르네 마우에(Ralf René Maué)의 치밀하고도 감각적인 디렉팅 아래 유로 팝의 정수를 담아 완성되었습니다.</w:t>
+      </w:r>
+    </w:p>
+    <w:p>
+      <w:pPr>
+        <w:spacing w:line="324" w:lineRule="auto" w:after="80"/>
+      </w:pPr>
+      <w:r>
+        <w:rPr w:rFonts="맑은 고딕">
+          <w:rFonts w:ascii="맑은 고딕" w:hAnsi="맑은 고딕" w:eastAsia="맑은 고딕"/>
+          <w:b w:val="0"/>
+          <w:color w:val="6B7280"/>
+          <w:sz w:val="21"/>
+        </w:rPr>
+        <w:t xml:space="preserve">· </w:t>
+      </w:r>
+      <w:r>
+        <w:rPr w:rFonts="맑은 고딕">
+          <w:rFonts w:ascii="맑은 고딕" w:hAnsi="맑은 고딕" w:eastAsia="맑은 고딕"/>
+          <w:b/>
+          <w:color w:val="1F2937"/>
+          <w:sz w:val="21"/>
+        </w:rPr>
+        <w:t xml:space="preserve">LP 인기도(판매량): </w:t>
+      </w:r>
+      <w:r>
+        <w:rPr w:rFonts="맑은 고딕">
+          <w:rFonts w:ascii="맑은 고딕" w:hAnsi="맑은 고딕" w:eastAsia="맑은 고딕"/>
+          <w:b w:val="0"/>
+          <w:sz w:val="21"/>
+        </w:rPr>
+        <w:t>영국 앨범 차트 2위까지 오르며 브리티시 포노그래픽 인더스트리(BPI) 플래티넘 인증(30만 장 이상)을 기록하였고, 유럽뿐 아니라 대한민국을 비롯한 아시아 전역에서 폭발적인 신드롬을 일으키며 밀리언셀러급 대중적 성공을 거두었습니다.</w:t>
+      </w:r>
+    </w:p>
+    <w:p>
+      <w:pPr>
+        <w:spacing w:line="324" w:lineRule="auto" w:after="80"/>
+      </w:pPr>
+      <w:r>
+        <w:rPr w:rFonts="맑은 고딕">
+          <w:rFonts w:ascii="맑은 고딕" w:hAnsi="맑은 고딕" w:eastAsia="맑은 고딕"/>
+          <w:b w:val="0"/>
+          <w:color w:val="6B7280"/>
+          <w:sz w:val="21"/>
+        </w:rPr>
+        <w:t xml:space="preserve">· </w:t>
+      </w:r>
+      <w:r>
+        <w:rPr w:rFonts="맑은 고딕">
+          <w:rFonts w:ascii="맑은 고딕" w:hAnsi="맑은 고딕" w:eastAsia="맑은 고딕"/>
+          <w:b/>
+          <w:color w:val="1F2937"/>
+          <w:sz w:val="21"/>
+        </w:rPr>
+        <w:t xml:space="preserve">각종 수상경력: </w:t>
+      </w:r>
+      <w:r>
+        <w:rPr w:rFonts="맑은 고딕">
+          <w:rFonts w:ascii="맑은 고딕" w:hAnsi="맑은 고딕" w:eastAsia="맑은 고딕"/>
+          <w:b w:val="0"/>
+          <w:sz w:val="21"/>
+        </w:rPr>
+        <w:t>영국 앨범 차트 상위권 진입 및 유럽 각국의 골드·플래티넘 디스크를 다수 석권하였으며, 80년대 후반 유로 디스코 음악사에서 가장 상업적·대중적 파급력이 컸던 앨범 중 하나로 공인받고 있습니다.</w:t>
+      </w:r>
+    </w:p>
+    <w:p>
+      <w:pPr>
+        <w:spacing w:line="324" w:lineRule="auto" w:before="200" w:after="80"/>
+      </w:pPr>
+      <w:r>
+        <w:rPr w:rFonts="맑은 고딕">
+          <w:rFonts w:ascii="맑은 고딕" w:hAnsi="맑은 고딕" w:eastAsia="맑은 고딕"/>
+          <w:b/>
+          <w:color w:val="1E3A8A"/>
+          <w:sz w:val="24"/>
+        </w:rPr>
+        <w:t>2. 아티스트 정보</w:t>
+      </w:r>
+    </w:p>
+    <w:p>
+      <w:pPr>
+        <w:spacing w:line="324" w:lineRule="auto" w:after="80"/>
+      </w:pPr>
+      <w:r>
+        <w:rPr w:rFonts="맑은 고딕">
+          <w:rFonts w:ascii="맑은 고딕" w:hAnsi="맑은 고딕" w:eastAsia="맑은 고딕"/>
+          <w:b w:val="0"/>
+          <w:color w:val="6B7280"/>
+          <w:sz w:val="21"/>
+        </w:rPr>
+        <w:t xml:space="preserve">· </w:t>
+      </w:r>
+      <w:r>
+        <w:rPr w:rFonts="맑은 고딕">
+          <w:rFonts w:ascii="맑은 고딕" w:hAnsi="맑은 고딕" w:eastAsia="맑은 고딕"/>
+          <w:b/>
+          <w:color w:val="1F2937"/>
+          <w:sz w:val="21"/>
+        </w:rPr>
+        <w:t xml:space="preserve">국적: </w:t>
+      </w:r>
+      <w:r>
+        <w:rPr w:rFonts="맑은 고딕">
+          <w:rFonts w:ascii="맑은 고딕" w:hAnsi="맑은 고딕" w:eastAsia="맑은 고딕"/>
+          <w:b w:val="0"/>
+          <w:sz w:val="21"/>
+        </w:rPr>
+        <w:t>영국 (활동 기반: 독일)</w:t>
+      </w:r>
+    </w:p>
+    <w:p>
+      <w:pPr>
+        <w:spacing w:line="324" w:lineRule="auto" w:after="80"/>
+      </w:pPr>
+      <w:r>
+        <w:rPr w:rFonts="맑은 고딕">
+          <w:rFonts w:ascii="맑은 고딕" w:hAnsi="맑은 고딕" w:eastAsia="맑은 고딕"/>
+          <w:b w:val="0"/>
+          <w:color w:val="6B7280"/>
+          <w:sz w:val="21"/>
+        </w:rPr>
+        <w:t xml:space="preserve">· </w:t>
+      </w:r>
+      <w:r>
+        <w:rPr w:rFonts="맑은 고딕">
+          <w:rFonts w:ascii="맑은 고딕" w:hAnsi="맑은 고딕" w:eastAsia="맑은 고딕"/>
+          <w:b/>
+          <w:color w:val="1F2937"/>
+          <w:sz w:val="21"/>
+        </w:rPr>
+        <w:t xml:space="preserve">생몰년도: </w:t>
+      </w:r>
+      <w:r>
+        <w:rPr w:rFonts="맑은 고딕">
+          <w:rFonts w:ascii="맑은 고딕" w:hAnsi="맑은 고딕" w:eastAsia="맑은 고딕"/>
+          <w:b w:val="0"/>
+          <w:sz w:val="21"/>
+        </w:rPr>
+        <w:t>에뎀 에프라임(Edem Ephraim, 1959~1996), 데니스 풀러(Dennis Fuller, 1959~1996) / 그룹 결성: 1986년</w:t>
+      </w:r>
+    </w:p>
+    <w:p>
+      <w:pPr>
+        <w:spacing w:line="324" w:lineRule="auto" w:after="80"/>
+      </w:pPr>
+      <w:r>
+        <w:rPr w:rFonts="맑은 고딕">
+          <w:rFonts w:ascii="맑은 고딕" w:hAnsi="맑은 고딕" w:eastAsia="맑은 고딕"/>
+          <w:b w:val="0"/>
+          <w:color w:val="6B7280"/>
+          <w:sz w:val="21"/>
+        </w:rPr>
+        <w:t xml:space="preserve">· </w:t>
+      </w:r>
+      <w:r>
+        <w:rPr w:rFonts="맑은 고딕">
+          <w:rFonts w:ascii="맑은 고딕" w:hAnsi="맑은 고딕" w:eastAsia="맑은 고딕"/>
+          <w:b/>
+          <w:color w:val="1F2937"/>
+          <w:sz w:val="21"/>
+        </w:rPr>
+        <w:t xml:space="preserve">그룹 소속: </w:t>
+      </w:r>
+      <w:r>
+        <w:rPr w:rFonts="맑은 고딕">
+          <w:rFonts w:ascii="맑은 고딕" w:hAnsi="맑은 고딕" w:eastAsia="맑은 고딕"/>
+          <w:b w:val="0"/>
+          <w:sz w:val="21"/>
+        </w:rPr>
+        <w:t>2인조 남성 댄스 팝 듀오</w:t>
+      </w:r>
+    </w:p>
+    <w:p>
+      <w:pPr>
+        <w:spacing w:line="324" w:lineRule="auto" w:after="80"/>
+      </w:pPr>
+      <w:r>
+        <w:rPr w:rFonts="맑은 고딕">
+          <w:rFonts w:ascii="맑은 고딕" w:hAnsi="맑은 고딕" w:eastAsia="맑은 고딕"/>
+          <w:b w:val="0"/>
+          <w:color w:val="6B7280"/>
+          <w:sz w:val="21"/>
+        </w:rPr>
+        <w:t xml:space="preserve">· </w:t>
+      </w:r>
+      <w:r>
+        <w:rPr w:rFonts="맑은 고딕">
+          <w:rFonts w:ascii="맑은 고딕" w:hAnsi="맑은 고딕" w:eastAsia="맑은 고딕"/>
+          <w:b/>
+          <w:color w:val="1F2937"/>
+          <w:sz w:val="21"/>
+        </w:rPr>
+        <w:t xml:space="preserve">아티스트 소개: </w:t>
+      </w:r>
+      <w:r>
+        <w:rPr w:rFonts="맑은 고딕">
+          <w:rFonts w:ascii="맑은 고딕" w:hAnsi="맑은 고딕" w:eastAsia="맑은 고딕"/>
+          <w:b w:val="0"/>
+          <w:sz w:val="21"/>
+        </w:rPr>
+        <w:t>런던 보이즈는 유려한 보컬과 음악성을 지닌 에뎀 에프라임과 화려한 롤러스케이트 퍼포머 출신의 댄서 데니스 풀러가 결성하여 시각과 청각을 완벽히 매혹한 듀오입니다. 비록 1996년 알프스에서의 불의의 교통사고로 두 멤버 모두 비극적인 영면에 들었으나, 이들이 남긴 역동적이고 서정적인 사운드는 팝 음악사에서 여전히 빛나는 유산으로 회자되고 있습니다.</w:t>
+      </w:r>
+    </w:p>
+    <w:p>
+      <w:pPr>
+        <w:spacing w:line="324" w:lineRule="auto" w:before="200" w:after="80"/>
+      </w:pPr>
+      <w:r>
+        <w:rPr w:rFonts="맑은 고딕">
+          <w:rFonts w:ascii="맑은 고딕" w:hAnsi="맑은 고딕" w:eastAsia="맑은 고딕"/>
+          <w:b/>
+          <w:color w:val="1E3A8A"/>
+          <w:sz w:val="24"/>
+        </w:rPr>
+        <w:t>3. 음반 상세 분석</w:t>
+      </w:r>
+    </w:p>
+    <w:p>
+      <w:pPr>
+        <w:spacing w:line="324" w:lineRule="auto" w:after="80"/>
+      </w:pPr>
+      <w:r>
+        <w:rPr w:rFonts="맑은 고딕">
+          <w:rFonts w:ascii="맑은 고딕" w:hAnsi="맑은 고딕" w:eastAsia="맑은 고딕"/>
+          <w:b w:val="0"/>
+          <w:color w:val="6B7280"/>
+          <w:sz w:val="21"/>
+        </w:rPr>
+        <w:t xml:space="preserve">· </w:t>
+      </w:r>
+      <w:r>
+        <w:rPr w:rFonts="맑은 고딕">
+          <w:rFonts w:ascii="맑은 고딕" w:hAnsi="맑은 고딕" w:eastAsia="맑은 고딕"/>
+          <w:b/>
+          <w:color w:val="1F2937"/>
+          <w:sz w:val="21"/>
+        </w:rPr>
+        <w:t xml:space="preserve">역사적 위치: </w:t>
+      </w:r>
+      <w:r>
+        <w:rPr w:rFonts="맑은 고딕">
+          <w:rFonts w:ascii="맑은 고딕" w:hAnsi="맑은 고딕" w:eastAsia="맑은 고딕"/>
+          <w:b w:val="0"/>
+          <w:sz w:val="21"/>
+        </w:rPr>
+        <w:t>신스팝, 이탈로 디스코, 하이 에너지(Hi-NRG)의 음악적 방법론을 드라마틱한 오케스트레이션 히트 기법과 융합하여 팝 댄스 음악의 구조적 완성도를 극대화한 걸작입니다. 댄스 앨범임에도 유려한 기승전결과 클래식한 멜로디 라인을 충실히 갖추어 장르 음악이 지닐 수 있는 미학적 품격을 확립했습니다.</w:t>
+      </w:r>
+    </w:p>
+    <w:p>
+      <w:pPr>
+        <w:spacing w:line="324" w:lineRule="auto" w:after="80"/>
+      </w:pPr>
+      <w:r>
+        <w:rPr w:rFonts="맑은 고딕">
+          <w:rFonts w:ascii="맑은 고딕" w:hAnsi="맑은 고딕" w:eastAsia="맑은 고딕"/>
+          <w:b w:val="0"/>
+          <w:color w:val="6B7280"/>
+          <w:sz w:val="21"/>
+        </w:rPr>
+        <w:t xml:space="preserve">· </w:t>
+      </w:r>
+      <w:r>
+        <w:rPr w:rFonts="맑은 고딕">
+          <w:rFonts w:ascii="맑은 고딕" w:hAnsi="맑은 고딕" w:eastAsia="맑은 고딕"/>
+          <w:b/>
+          <w:color w:val="1F2937"/>
+          <w:sz w:val="21"/>
+        </w:rPr>
+        <w:t xml:space="preserve">시대의 흔적(스토리텔링): </w:t>
+      </w:r>
+      <w:r>
+        <w:rPr w:rFonts="맑은 고딕">
+          <w:rFonts w:ascii="맑은 고딕" w:hAnsi="맑은 고딕" w:eastAsia="맑은 고딕"/>
+          <w:b w:val="0"/>
+          <w:sz w:val="21"/>
+        </w:rPr>
+        <w:t>1980년대 말, 개방과 역동성이 넘쳐나던 글로벌 청년 문화의 상징이자 해방구였던 롤러스케이트장과 거리의 테이프 숍을 온통 점령했던 앨범입니다. 자유를 갈망하고 미래를 꿈꾸던 당시 청춘들의 거침없는 생명력과 낭만적인 공기가 음반 한 장에 오롯이 박제되어 있습니다.</w:t>
+      </w:r>
+    </w:p>
+    <w:p>
+      <w:pPr>
+        <w:spacing w:line="324" w:lineRule="auto" w:before="200" w:after="80"/>
+      </w:pPr>
+      <w:r>
+        <w:rPr w:rFonts="맑은 고딕">
+          <w:rFonts w:ascii="맑은 고딕" w:hAnsi="맑은 고딕" w:eastAsia="맑은 고딕"/>
+          <w:b/>
+          <w:color w:val="1E3A8A"/>
+          <w:sz w:val="24"/>
+        </w:rPr>
+        <w:t>4. 주요 수록곡 및 감상 제언</w:t>
+      </w:r>
+    </w:p>
+    <w:p>
+      <w:pPr>
+        <w:spacing w:line="324" w:lineRule="auto" w:after="80"/>
+      </w:pPr>
+      <w:r>
+        <w:rPr w:rFonts="맑은 고딕">
+          <w:rFonts w:ascii="맑은 고딕" w:hAnsi="맑은 고딕" w:eastAsia="맑은 고딕"/>
+          <w:b w:val="0"/>
+          <w:color w:val="6B7280"/>
+          <w:sz w:val="21"/>
+        </w:rPr>
+        <w:t xml:space="preserve">· </w:t>
+      </w:r>
+      <w:r>
+        <w:rPr w:rFonts="맑은 고딕">
+          <w:rFonts w:ascii="맑은 고딕" w:hAnsi="맑은 고딕" w:eastAsia="맑은 고딕"/>
+          <w:b/>
+          <w:color w:val="1F2937"/>
+          <w:sz w:val="21"/>
+        </w:rPr>
+        <w:t xml:space="preserve">주요 수록곡 특징: </w:t>
+      </w:r>
+      <w:r>
+        <w:rPr w:rFonts="맑은 고딕">
+          <w:rFonts w:ascii="맑은 고딕" w:hAnsi="맑은 고딕" w:eastAsia="맑은 고딕"/>
+          <w:b w:val="0"/>
+          <w:sz w:val="21"/>
+        </w:rPr>
+        <w:t>애수가 깃든 선율과 화려한 브라스 신스가 조화를 이루는 불후의 명곡 'Harlem Desire', 서정적인 멜로디와 호소력 짙은 보컬이 심금을 울리는 'I'm Gonna Give My Heart', 앨범의 웅장한 서막을 알리는 'Requiem', 그리고 절정의 환희와 그루브를 선사하는 'London Nights' 등 전 곡이 싱글 이상의 높은 완성도를 자랑합니다.</w:t>
+      </w:r>
+    </w:p>
+    <w:p>
+      <w:pPr>
+        <w:spacing w:line="324" w:lineRule="auto" w:after="80"/>
+      </w:pPr>
+      <w:r>
+        <w:rPr w:rFonts="맑은 고딕">
+          <w:rFonts w:ascii="맑은 고딕" w:hAnsi="맑은 고딕" w:eastAsia="맑은 고딕"/>
+          <w:b w:val="0"/>
+          <w:color w:val="6B7280"/>
+          <w:sz w:val="21"/>
+        </w:rPr>
+        <w:t xml:space="preserve">· </w:t>
+      </w:r>
+      <w:r>
+        <w:rPr w:rFonts="맑은 고딕">
+          <w:rFonts w:ascii="맑은 고딕" w:hAnsi="맑은 고딕" w:eastAsia="맑은 고딕"/>
+          <w:b/>
+          <w:color w:val="1F2937"/>
+          <w:sz w:val="21"/>
+        </w:rPr>
+        <w:t xml:space="preserve">빈티지 감상 제언: </w:t>
+      </w:r>
+      <w:r>
+        <w:rPr w:rFonts="맑은 고딕">
+          <w:rFonts w:ascii="맑은 고딕" w:hAnsi="맑은 고딕" w:eastAsia="맑은 고딕"/>
+          <w:b w:val="0"/>
+          <w:sz w:val="21"/>
+        </w:rPr>
+        <w:t>80년대 아날로그 신시사이저의 두터운 베이스라인과 묵직한 킥 드럼의 타격감은 LP의 소리골을 통해 전달될 때 가장 생생한 입체감을 드러냅니다. 진공관 앰프의 따뜻한 배음은 자칫 차가울 수 있는 전자 악기들의 음색을 온화하고 풍성하게 감싸 안으며, 턴테이블 카트리지가 읽어내는 리듬의 텍스처는 가슴 벅찬 현장감을 제공합니다.</w:t>
+      </w:r>
+    </w:p>
+    <w:p>
+      <w:pPr>
+        <w:spacing w:line="324" w:lineRule="auto" w:after="80"/>
+      </w:pPr>
+      <w:r>
+        <w:rPr w:rFonts="맑은 고딕">
+          <w:rFonts w:ascii="맑은 고딕" w:hAnsi="맑은 고딕" w:eastAsia="맑은 고딕"/>
+          <w:b w:val="0"/>
+          <w:color w:val="6B7280"/>
+          <w:sz w:val="21"/>
+        </w:rPr>
+        <w:t xml:space="preserve">· </w:t>
+      </w:r>
+      <w:r>
+        <w:rPr w:rFonts="맑은 고딕">
+          <w:rFonts w:ascii="맑은 고딕" w:hAnsi="맑은 고딕" w:eastAsia="맑은 고딕"/>
+          <w:b/>
+          <w:color w:val="1F2937"/>
+          <w:sz w:val="21"/>
+        </w:rPr>
+        <w:t xml:space="preserve">소장 가치: </w:t>
+      </w:r>
+      <w:r>
+        <w:rPr w:rFonts="맑은 고딕">
+          <w:rFonts w:ascii="맑은 고딕" w:hAnsi="맑은 고딕" w:eastAsia="맑은 고딕"/>
+          <w:b w:val="0"/>
+          <w:sz w:val="21"/>
+        </w:rPr>
+        <w:t>유로 댄스 음악이 도달했던 화려한 전성기의 정수를 증언하는 역사적 자료이자, 너무도 일찍 세상을 떠난 두 청춘의 눈부신 에너지가 담긴 기념비적 음반으로, 빈티지 팝 LP 애호가들에게 대체 불가능한 소장 가치를 지닙니다.</w:t>
+      </w:r>
+    </w:p>
+    <w:p>
+      <w:pPr>
+        <w:spacing w:line="324" w:lineRule="auto" w:after="120" w:before="160"/>
+      </w:pPr>
+      <w:r>
+        <w:rPr w:rFonts="맑은 고딕">
+          <w:rFonts w:ascii="맑은 고딕" w:hAnsi="맑은 고딕" w:eastAsia="맑은 고딕"/>
+          <w:b/>
+          <w:color w:val="4338CA"/>
+          <w:sz w:val="21"/>
+        </w:rPr>
+        <w:t>이 음반을 통해 아날로그 바늘 끝에서 찬란하게 피어나는 80년대 청춘의 고동과 서정적인 댄스 비트가 전해주는 감동을 다시 한번 경험해 보시는 것은 어떨까요?</w:t>
       </w:r>
     </w:p>
     <w:sectPr>
       <w:pgSz w:w="12240" w:h="15840"/>
-      <w:pgMar w:top="1440" w:right="1440" w:bottom="1440" w:left="1440" w:header="720" w:footer="720" w:gutter="0"/>
+      <w:pgMar w:top="1152" w:right="1296" w:bottom="1152" w:left="1296" w:header="720" w:footer="720" w:gutter="0"/>
       <w:cols w:space="720"/>
       <w:docGrid w:linePitch="360"/>
     </w:sectPr>

--- a/word_reports/LP_0222_위치_216_London Boys_The Twelve Co.docx
+++ b/word_reports/LP_0222_위치_216_London Boys_The Twelve Co.docx
@@ -32,7 +32,7 @@
     </w:p>
     <w:p>
       <w:pPr>
-        <w:spacing w:line="324" w:lineRule="auto" w:before="80" w:after="160"/>
+        <w:spacing w:line="324" w:lineRule="auto" w:before="80" w:after="120"/>
       </w:pPr>
       <w:r>
         <w:rPr w:rFonts="맑은 고딕">
@@ -42,13 +42,6 @@
           <w:sz w:val="22"/>
         </w:rPr>
         <w:t xml:space="preserve">[음반 소개] </w:t>
-      </w:r>
-      <w:r>
-        <w:rPr w:rFonts="맑은 고딕">
-          <w:rFonts w:ascii="맑은 고딕" w:hAnsi="맑은 고딕" w:eastAsia="맑은 고딕"/>
-          <w:b w:val="0"/>
-          <w:sz w:val="21"/>
-        </w:rPr>
       </w:r>
     </w:p>
     <w:p>
@@ -61,7 +54,33 @@
           <w:b w:val="0"/>
           <w:sz w:val="21"/>
         </w:rPr>
-        <w:t>1980년대 후반 유로 댄스 팝의 찬란한 황금기를 관통하며 청춘의 심장 박동을 세련된 신스 사운드로 아로새긴 불멸의 역작입니다. 런던 보이즈의 데뷔작이자 커리어의 정점인 이 음반은 단순한 댄스 플로어의 열기를 넘어, 낭만과 활력이 찬란하게 교차하던 한 시대의 숨결을 고스란히 품고 있습니다. 턴테이블 위에서 회전하는 소리골 속에 깃든 이들의 멜로디는 반세기가 흘러도 퇴색되지 않는 아련한 향수와 순수한 고양감을 선사합니다.</w:t>
+        <w:t>1980년대 후반의 대중음악사는 신시사이저의 찬란한 전자음과 질주하는 비트가 도심의 밤을 눈부시게 물들이던 화려한 해방의 연대기였습니다. 독일 함부르크의 클럽 씬에서 싹트고 영국 런던의 도회적 세련미를 덧입은 남성 듀오 런던 보이즈(London Boys)의 데뷔작 『The Twelve Commandments of Dance』는 단순한 댄스 팝의 테두리를 넘어, 당대 청춘들의 가슴속에 잠재된 열정과 낭만을 거침없이 분출시킨 기념비적인 명반입니다. 프로듀서 랄프-르네 마우에(Ralf-René Maué)의 치밀하고도 감각적인 팝 아키텍처와 에뎀 에프라임(Edem Ephraim), 데니스 풀러(Dennis Fuller) 두 멤버가 뿜어내는 폭발적인 무대 에너지는 유로 댄스와 하이 에너지(Hi-NRG)의 정점에서 완벽한 결합을 이루어냈습니다.</w:t>
+      </w:r>
+    </w:p>
+    <w:p>
+      <w:pPr>
+        <w:spacing w:line="324" w:lineRule="auto" w:after="120"/>
+      </w:pPr>
+      <w:r>
+        <w:rPr w:rFonts="맑은 고딕">
+          <w:rFonts w:ascii="맑은 고딕" w:hAnsi="맑은 고딕" w:eastAsia="맑은 고딕"/>
+          <w:b w:val="0"/>
+          <w:sz w:val="21"/>
+        </w:rPr>
+        <w:t>이 음반은 ‘춤의 십계명’이라는 도발적이면서도 매혹적인 제명(題名)처럼, 리듬이라는 거역할 수 없는 율동 속에서 인간의 원초적 생명력을 찬미합니다. 하지만 이들의 음악이 수십 년의 세월을 뛰어넘어 여전히 우리의 심장을 뛰게 만드는 진정한 이유는 화려한 BPM 이면에 짙게 드리워진 특유의 서정적 우수(Melancholy) 때문입니다. 질주하는 신스 베이스 위로 흐르는 멜로디는 환희에 찬 찰나의 순간에도 어딘가 모를 애틋함과 유한한 청춘의 단상을 담아내며, 단순한 소비재 댄스 음악의 경계를 넘어 시대의 정서를 대변하는 예술적 울림을 획득하였습니다.</w:t>
+      </w:r>
+    </w:p>
+    <w:p>
+      <w:pPr>
+        <w:spacing w:line="324" w:lineRule="auto" w:after="120"/>
+      </w:pPr>
+      <w:r>
+        <w:rPr w:rFonts="맑은 고딕">
+          <w:rFonts w:ascii="맑은 고딕" w:hAnsi="맑은 고딕" w:eastAsia="맑은 고딕"/>
+          <w:b w:val="0"/>
+          <w:sz w:val="21"/>
+        </w:rPr>
+        <w:t>대한민국을 비롯한 아시아와 전 유럽에서 이 음반은 그야말로 하나의 거대한 사회문화적 현상이었습니다. 1980년대 말에서 1990년대 초입, 격동의 시기를 지나던 거리와 젊음의 해방구였던 롤러스케이트장, 클럽에는 늘 이들의 목소리가 울려 퍼졌으며, 불안과 기대가 교차하던 청춘들에게 이 음반은 가장 뜨거운 도피처이자 위로였습니다. 비록 1996년 두 멤버가 불의의 사고로 너무나 일찍 세상을 떠나며 신화의 장막 뒤로 사라졌지만, 이 바이닐 속에 각인된 그들의 순수한 열정은 여전히 마모되지 않는 찬란한 빛으로 남아 있습니다. 이 앨범은 반짝이는 네온사인 아래 땀 흘리며 사랑과 자유를 노래했던 한 시대의 가장 눈부신 청춘의 찬가입니다.</w:t>
       </w:r>
     </w:p>
     <w:p>
@@ -168,7 +187,7 @@
           <w:b w:val="0"/>
           <w:sz w:val="21"/>
         </w:rPr>
-        <w:t>1988년 독일 텔덱(Teldec) 레이블에서 발매된 후, 유럽 전역의 폭발적인 성원에 힘입어 1989년 트랙을 보강하여 전 세계에 재발매된 런던 보이즈의 공식 데뷔 정규 음반입니다. 천재적인 프로듀서 랄프 르네 마우에(Ralf René Maué)의 치밀하고도 감각적인 디렉팅 아래 유로 팝의 정수를 담아 완성되었습니다.</w:t>
+        <w:t>1988년 독일 텔덱(Teldec) 레이블을 통해 첫선을 보인 후, 1989년 영국 WEA를 통해 전 세계에 재발매되며 유로 댄스 및 하이 에너지(Hi-NRG) 사운드의 정점을 알린 역사적 데뷔 앨범.</w:t>
       </w:r>
     </w:p>
     <w:p>
@@ -199,7 +218,7 @@
           <w:b w:val="0"/>
           <w:sz w:val="21"/>
         </w:rPr>
-        <w:t>영국 앨범 차트 2위까지 오르며 브리티시 포노그래픽 인더스트리(BPI) 플래티넘 인증(30만 장 이상)을 기록하였고, 유럽뿐 아니라 대한민국을 비롯한 아시아 전역에서 폭발적인 신드롬을 일으키며 밀리언셀러급 대중적 성공을 거두었습니다.</w:t>
+        <w:t>발매 직후 영국 오피셜 앨범 차트 2위까지 오르며 공전의 히트를 기록하였고, 영국 축음기 협회(BPI) 플래티넘(Platinum, 30만 장 이상) 인증을 획득함. 전 유럽과 아시아 전역에서 수백만 장의 판매고를 기록하며 폭발적인 상업적 성공을 거둠.</w:t>
       </w:r>
     </w:p>
     <w:p>
@@ -230,7 +249,7 @@
           <w:b w:val="0"/>
           <w:sz w:val="21"/>
         </w:rPr>
-        <w:t>영국 앨범 차트 상위권 진입 및 유럽 각국의 골드·플래티넘 디스크를 다수 석권하였으며, 80년대 후반 유로 디스코 음악사에서 가장 상업적·대중적 파급력이 컸던 앨범 중 하나로 공인받고 있습니다.</w:t>
+        <w:t>영국 싱글 차트 Top 5에 오른 "London Nights"(2위), "Requiem"(4위)을 연이어 배출하였으며, 1980년대 후반 유로 팝의 흐름을 대변하는 상징적 앨범으로 음악계의 높은 평가를 받음.</w:t>
       </w:r>
     </w:p>
     <w:p>
@@ -275,7 +294,7 @@
           <w:b w:val="0"/>
           <w:sz w:val="21"/>
         </w:rPr>
-        <w:t>영국 (활동 기반: 독일)</w:t>
+        <w:t>영국 (음악적 주 활동 기반: 독일 함부르크)</w:t>
       </w:r>
     </w:p>
     <w:p>
@@ -306,7 +325,7 @@
           <w:b w:val="0"/>
           <w:sz w:val="21"/>
         </w:rPr>
-        <w:t>에뎀 에프라임(Edem Ephraim, 1959~1996), 데니스 풀러(Dennis Fuller, 1959~1996) / 그룹 결성: 1986년</w:t>
+        <w:t>결성 1986년 ~ 1996년 해체 (에뎀 에프라임: 1959~1996 / 데니스 풀러: 1959~1996)</w:t>
       </w:r>
     </w:p>
     <w:p>
@@ -337,7 +356,7 @@
           <w:b w:val="0"/>
           <w:sz w:val="21"/>
         </w:rPr>
-        <w:t>2인조 남성 댄스 팝 듀오</w:t>
+        <w:t>남성 2인조 듀오</w:t>
       </w:r>
     </w:p>
     <w:p>
@@ -368,7 +387,7 @@
           <w:b w:val="0"/>
           <w:sz w:val="21"/>
         </w:rPr>
-        <w:t>런던 보이즈는 유려한 보컬과 음악성을 지닌 에뎀 에프라임과 화려한 롤러스케이트 퍼포머 출신의 댄서 데니스 풀러가 결성하여 시각과 청각을 완벽히 매혹한 듀오입니다. 비록 1996년 알프스에서의 불의의 교통사고로 두 멤버 모두 비극적인 영면에 들었으나, 이들이 남긴 역동적이고 서정적인 사운드는 팝 음악사에서 여전히 빛나는 유산으로 회자되고 있습니다.</w:t>
+        <w:t>자메이카 혈통의 영국 청년 에뎀 에프라임과 데니스 풀러로 구성된 런던 보이즈는 유려한 보컬과 역동적인 아크로바틱 안무로 유럽 전역을 사로잡은 댄스 팝 듀오입니다. 프로듀서 랄프-르네 마우에와의 음악적 교감을 통해 유로비트에 낭만적인 팝 멜로디를 수놓았으며, 1996년 불의의 비극적인 알프스 교통사고로 두 멤버 모두 유명을 달리하며 대중음악사에 영원한 청춘의 전설로 아로새겨졌습니다.</w:t>
       </w:r>
     </w:p>
     <w:p>
@@ -413,7 +432,7 @@
           <w:b w:val="0"/>
           <w:sz w:val="21"/>
         </w:rPr>
-        <w:t>신스팝, 이탈로 디스코, 하이 에너지(Hi-NRG)의 음악적 방법론을 드라마틱한 오케스트레이션 히트 기법과 융합하여 팝 댄스 음악의 구조적 완성도를 극대화한 걸작입니다. 댄스 앨범임에도 유려한 기승전결과 클래식한 멜로디 라인을 충실히 갖추어 장르 음악이 지닐 수 있는 미학적 품격을 확립했습니다.</w:t>
+        <w:t>신시사이저와 드럼 머신이 지배하던 1980년대 후반 팝 음악계에서, 유로디스코와 하이 에너지를 완벽한 대중적 팝 문법으로 승화시킨 걸작입니다. 댄스 플로어의 열기와 라디오 친화적인 멜로디 감각을 겸비하여 후대 유로댄스 및 유로비트 장르 형성에 결정적인 영감을 제공한 음반사적 이정표입니다.</w:t>
       </w:r>
     </w:p>
     <w:p>
@@ -444,7 +463,7 @@
           <w:b w:val="0"/>
           <w:sz w:val="21"/>
         </w:rPr>
-        <w:t>1980년대 말, 개방과 역동성이 넘쳐나던 글로벌 청년 문화의 상징이자 해방구였던 롤러스케이트장과 거리의 테이프 숍을 온통 점령했던 앨범입니다. 자유를 갈망하고 미래를 꿈꾸던 당시 청춘들의 거침없는 생명력과 낭만적인 공기가 음반 한 장에 오롯이 박제되어 있습니다.</w:t>
+        <w:t>1980년대 후반, 베를린 장벽의 붕괴 전야와 서울 올림픽을 전후로 한 낙관주의의 공기 속에서 청춘들이 분출하던 생명력을 고스란히 담고 있습니다. 당시 한국의 청년들에게는 롤러스케이트장과 번화가를 가득 채웠던 자유의 배경음악이었으며, 디지털 이전 아날로그 시대의 끝자락을 뜨겁게 수놓았던 순수한 낭만의 기록입니다.</w:t>
       </w:r>
     </w:p>
     <w:p>
@@ -489,7 +508,130 @@
           <w:b w:val="0"/>
           <w:sz w:val="21"/>
         </w:rPr>
-        <w:t>애수가 깃든 선율과 화려한 브라스 신스가 조화를 이루는 불후의 명곡 'Harlem Desire', 서정적인 멜로디와 호소력 짙은 보컬이 심금을 울리는 'I'm Gonna Give My Heart', 앨범의 웅장한 서막을 알리는 'Requiem', 그리고 절정의 환희와 그루브를 선사하는 'London Nights' 등 전 곡이 싱글 이상의 높은 완성도를 자랑합니다.</w:t>
+      </w:r>
+    </w:p>
+    <w:p>
+      <w:pPr>
+        <w:spacing w:line="324" w:lineRule="auto" w:after="80"/>
+      </w:pPr>
+      <w:r>
+        <w:rPr w:rFonts="맑은 고딕">
+          <w:rFonts w:ascii="맑은 고딕" w:hAnsi="맑은 고딕" w:eastAsia="맑은 고딕"/>
+          <w:b w:val="0"/>
+          <w:color w:val="6B7280"/>
+          <w:sz w:val="21"/>
+        </w:rPr>
+        <w:t xml:space="preserve">· </w:t>
+      </w:r>
+      <w:r>
+        <w:rPr w:rFonts="맑은 고딕">
+          <w:rFonts w:ascii="맑은 고딕" w:hAnsi="맑은 고딕" w:eastAsia="맑은 고딕"/>
+          <w:b/>
+          <w:color w:val="1F2937"/>
+          <w:sz w:val="21"/>
+        </w:rPr>
+        <w:t xml:space="preserve">"Requiem": </w:t>
+      </w:r>
+      <w:r>
+        <w:rPr w:rFonts="맑은 고딕">
+          <w:rFonts w:ascii="맑은 고딕" w:hAnsi="맑은 고딕" w:eastAsia="맑은 고딕"/>
+          <w:b w:val="0"/>
+          <w:sz w:val="21"/>
+        </w:rPr>
+        <w:t>비장미 넘치는 신스 리프와 질주하는 비트 속에 실린 멜랑콜리가 압도적인 감동을 선사하는 앨범의 서막.</w:t>
+      </w:r>
+    </w:p>
+    <w:p>
+      <w:pPr>
+        <w:spacing w:line="324" w:lineRule="auto" w:after="80"/>
+      </w:pPr>
+      <w:r>
+        <w:rPr w:rFonts="맑은 고딕">
+          <w:rFonts w:ascii="맑은 고딕" w:hAnsi="맑은 고딕" w:eastAsia="맑은 고딕"/>
+          <w:b w:val="0"/>
+          <w:color w:val="6B7280"/>
+          <w:sz w:val="21"/>
+        </w:rPr>
+        <w:t xml:space="preserve">· </w:t>
+      </w:r>
+      <w:r>
+        <w:rPr w:rFonts="맑은 고딕">
+          <w:rFonts w:ascii="맑은 고딕" w:hAnsi="맑은 고딕" w:eastAsia="맑은 고딕"/>
+          <w:b/>
+          <w:color w:val="1F2937"/>
+          <w:sz w:val="21"/>
+        </w:rPr>
+        <w:t xml:space="preserve">"Harlem Desire": </w:t>
+      </w:r>
+      <w:r>
+        <w:rPr w:rFonts="맑은 고딕">
+          <w:rFonts w:ascii="맑은 고딕" w:hAnsi="맑은 고딕" w:eastAsia="맑은 고딕"/>
+          <w:b w:val="0"/>
+          <w:sz w:val="21"/>
+        </w:rPr>
+        <w:t>감미롭고 서정적인 멜로디 라인과 중독성 강한 후렴구로 국내 팬들에게도 절대적인 사랑을 받은 클래식 넘버.</w:t>
+      </w:r>
+    </w:p>
+    <w:p>
+      <w:pPr>
+        <w:spacing w:line="324" w:lineRule="auto" w:after="80"/>
+      </w:pPr>
+      <w:r>
+        <w:rPr w:rFonts="맑은 고딕">
+          <w:rFonts w:ascii="맑은 고딕" w:hAnsi="맑은 고딕" w:eastAsia="맑은 고딕"/>
+          <w:b w:val="0"/>
+          <w:color w:val="6B7280"/>
+          <w:sz w:val="21"/>
+        </w:rPr>
+        <w:t xml:space="preserve">· </w:t>
+      </w:r>
+      <w:r>
+        <w:rPr w:rFonts="맑은 고딕">
+          <w:rFonts w:ascii="맑은 고딕" w:hAnsi="맑은 고딕" w:eastAsia="맑은 고딕"/>
+          <w:b/>
+          <w:color w:val="1F2937"/>
+          <w:sz w:val="21"/>
+        </w:rPr>
+        <w:t xml:space="preserve">"London Nights": </w:t>
+      </w:r>
+      <w:r>
+        <w:rPr w:rFonts="맑은 고딕">
+          <w:rFonts w:ascii="맑은 고딕" w:hAnsi="맑은 고딕" w:eastAsia="맑은 고딕"/>
+          <w:b w:val="0"/>
+          <w:sz w:val="21"/>
+        </w:rPr>
+        <w:t>도회적인 화려함과 청춘의 찬란한 밤을 극적으로 묘사하여 영국 차트 2위를 차지한 경쾌한 명곡.</w:t>
+      </w:r>
+    </w:p>
+    <w:p>
+      <w:pPr>
+        <w:spacing w:line="324" w:lineRule="auto" w:after="80"/>
+      </w:pPr>
+      <w:r>
+        <w:rPr w:rFonts="맑은 고딕">
+          <w:rFonts w:ascii="맑은 고딕" w:hAnsi="맑은 고딕" w:eastAsia="맑은 고딕"/>
+          <w:b w:val="0"/>
+          <w:color w:val="6B7280"/>
+          <w:sz w:val="21"/>
+        </w:rPr>
+        <w:t xml:space="preserve">· </w:t>
+      </w:r>
+      <w:r>
+        <w:rPr w:rFonts="맑은 고딕">
+          <w:rFonts w:ascii="맑은 고딕" w:hAnsi="맑은 고딕" w:eastAsia="맑은 고딕"/>
+          <w:b/>
+          <w:color w:val="1F2937"/>
+          <w:sz w:val="21"/>
+        </w:rPr>
+        <w:t xml:space="preserve">"I'm Gonna Give My Heart": </w:t>
+      </w:r>
+      <w:r>
+        <w:rPr w:rFonts="맑은 고딕">
+          <w:rFonts w:ascii="맑은 고딕" w:hAnsi="맑은 고딕" w:eastAsia="맑은 고딕"/>
+          <w:b w:val="0"/>
+          <w:sz w:val="21"/>
+        </w:rPr>
+        <w:t>감성적인 보컬 하모니와 유려한 신스 사운드가 돋보이는 낭만주의 댄스 팝의 정수.</w:t>
       </w:r>
     </w:p>
     <w:p>
@@ -520,7 +662,7 @@
           <w:b w:val="0"/>
           <w:sz w:val="21"/>
         </w:rPr>
-        <w:t>80년대 아날로그 신시사이저의 두터운 베이스라인과 묵직한 킥 드럼의 타격감은 LP의 소리골을 통해 전달될 때 가장 생생한 입체감을 드러냅니다. 진공관 앰프의 따뜻한 배음은 자칫 차가울 수 있는 전자 악기들의 음색을 온화하고 풍성하게 감싸 안으며, 턴테이블 카트리지가 읽어내는 리듬의 텍스처는 가슴 벅찬 현장감을 제공합니다.</w:t>
+        <w:t>디지털 스트리밍의 정제되고 차가운 비트와 달리, 오리지널 LP의 그루브를 긁는 바늘을 통해 전해지는 사운드는 놀라울 정도로 묵직하고 따스합니다. 특히 턴테이블의 회전과 진공관 앰프를 거치며 구현되는 굵직한 아날로그 신스 베이스의 타격감과 에프라임의 인간미 넘치는 보컬 질감은 음악에 생동하는 입체감을 불어넣습니다. 공간을 풍성하게 채우는 볼륨으로 감상할 때 바이오리듬과 공명하는 아날로그 비트의 진수를 느낄 수 있습니다.</w:t>
       </w:r>
     </w:p>
     <w:p>
@@ -551,7 +693,7 @@
           <w:b w:val="0"/>
           <w:sz w:val="21"/>
         </w:rPr>
-        <w:t>유로 댄스 음악이 도달했던 화려한 전성기의 정수를 증언하는 역사적 자료이자, 너무도 일찍 세상을 떠난 두 청춘의 눈부신 에너지가 담긴 기념비적 음반으로, 빈티지 팝 LP 애호가들에게 대체 불가능한 소장 가치를 지닙니다.</w:t>
+        <w:t>유로 댄스의 황금기를 상징하는 상징성과 비운으로 마감된 두 아티스트의 불멸의 열정이 서려 있는 음반입니다. 당시 세대에게는 거스를 수 없는 짙은 향수를, 현대의 컬렉터에게는 1980년대 신스팝 바이닐 특유의 에너제틱한 사운드적 쾌감을 선사하는 음반으로서 대체 불가능한 소장 가치를 지닙니다.</w:t>
       </w:r>
     </w:p>
     <w:p>
@@ -565,7 +707,7 @@
           <w:color w:val="4338CA"/>
           <w:sz w:val="21"/>
         </w:rPr>
-        <w:t>이 음반을 통해 아날로그 바늘 끝에서 찬란하게 피어나는 80년대 청춘의 고동과 서정적인 댄스 비트가 전해주는 감동을 다시 한번 경험해 보시는 것은 어떨까요?</w:t>
+        <w:t>이 음반을 통해 아날로그 바늘 끝에서 피어나는 찬란했던 80년대 밤의 열기와 순수한 청춘의 박동이 전해주는 감동을 다시 한번 경험해 보시는 것은 어떨까요?</w:t>
       </w:r>
     </w:p>
     <w:sectPr>
